--- a/ladeklar/business/pdf/WERBETEXTE.docx
+++ b/ladeklar/business/pdf/WERBETEXTE.docx
@@ -441,7 +441,7 @@
         <w:pStyle w:val="BodyText"/>
       </w:pPr>
       <w:r>
-        <w:t xml:space="preserve">Die Fahrer-App von Ladeklar läuft in Deutsch, Englisch, Polnisch, Rumänisch, Türkisch, Russisch und Ukrainisch.</w:t>
+        <w:t xml:space="preserve">Die Fahrer-App von Ladeklar läuft in Deutsch, Englisch, Polnisch, Rumänisch, Tschechisch, Türkisch, Russisch und Ukrainisch.</w:t>
       </w:r>
       <w:r>
         <w:t xml:space="preserve"> </w:t>
@@ -461,7 +461,7 @@
         <w:pStyle w:val="BodyText"/>
       </w:pPr>
       <w:r>
-        <w:t xml:space="preserve">Tschechisch und Bulgarisch kommen als Nächstes.</w:t>
+        <w:t xml:space="preserve">Bulgarisch kommt als Nächstes.</w:t>
       </w:r>
     </w:p>
     <w:p>

--- a/ladeklar/business/pdf/WERBETEXTE.docx
+++ b/ladeklar/business/pdf/WERBETEXTE.docx
@@ -16,7 +16,7 @@
         <w:pStyle w:val="FirstParagraph"/>
       </w:pPr>
       <w:r>
-        <w:t xml:space="preserve">Stand: 16.10.2026 · Tarife laut</w:t>
+        <w:t xml:space="preserve">Stand: 17.10.2026 · Tarife laut</w:t>
       </w:r>
       <w:r>
         <w:t xml:space="preserve"> </w:t>
@@ -239,7 +239,7 @@
         <w:pStyle w:val="Compact"/>
       </w:pPr>
       <w:r>
-        <w:t xml:space="preserve">Startklar in 10 Minuten, ohne Hardware und ohne Einbautermin.</w:t>
+        <w:t xml:space="preserve">Startklar in etwa 10 Minuten, ohne Hardware und ohne Einbautermin.</w:t>
       </w:r>
     </w:p>
     <w:p>
@@ -263,7 +263,13 @@
         <w:pStyle w:val="Compact"/>
       </w:pPr>
       <w:r>
-        <w:t xml:space="preserve">Keine Dauerortung. Ein Standort wird nur beim Statuswechsel gespeichert – und nur, wenn der Betrieb das will.</w:t>
+        <w:t xml:space="preserve">Keine Dauerortung. Ein Standort wird nur beim Statuswechsel gespeichert – und nur, wenn der Betrieb das einschaltet</w:t>
+      </w:r>
+      <w:r>
+        <w:t xml:space="preserve"> </w:t>
+      </w:r>
+      <w:r>
+        <w:t xml:space="preserve">und der Fahrer zustimmt.</w:t>
       </w:r>
     </w:p>
     <w:p>
@@ -447,13 +453,13 @@
         <w:t xml:space="preserve"> </w:t>
       </w:r>
       <w:r>
-        <w:t xml:space="preserve">Wichtiger noch: Sie kommt fast ohne Text aus. Ein großer Knopf, ein Icon, der nächste Schritt. Bedienbar mit</w:t>
-      </w:r>
-      <w:r>
-        <w:t xml:space="preserve"> </w:t>
-      </w:r>
-      <w:r>
-        <w:t xml:space="preserve">Handschuhen, mit Rückgängig-Funktion und Fahrsperre während der Fahrt.</w:t>
+        <w:t xml:space="preserve">Wichtiger noch: Sie kommt fast ohne Text aus. Ein großer Knopf, ein Icon, der nächste Schritt. Mit</w:t>
+      </w:r>
+      <w:r>
+        <w:t xml:space="preserve"> </w:t>
+      </w:r>
+      <w:r>
+        <w:t xml:space="preserve">Rückgängig-Funktion und Fahrsperre während der Fahrt.</w:t>
       </w:r>
     </w:p>
     <w:p>
@@ -523,19 +529,19 @@
         <w:pStyle w:val="BodyText"/>
       </w:pPr>
       <w:r>
-        <w:t xml:space="preserve">In Ladeklar tippt der Fahrer „Angekommen“, wenn er an der Ladestelle steht, und „Aufgeladen“, wenn es weitergeht.</w:t>
-      </w:r>
-      <w:r>
-        <w:t xml:space="preserve"> </w:t>
-      </w:r>
-      <w:r>
-        <w:t xml:space="preserve">Ladeklar berechnet daraus die Standzeit je Lieferung – mit Zeitstempel, Fahrer und Kennzeichen. Der Bericht zeigt</w:t>
-      </w:r>
-      <w:r>
-        <w:t xml:space="preserve"> </w:t>
-      </w:r>
-      <w:r>
-        <w:t xml:space="preserve">die mittlere Standzeit je Kunde und Ladestelle.</w:t>
+        <w:t xml:space="preserve">In Ladeklar tippt der Fahrer „Angekommen“, wenn er an der Ladestelle steht, und „Aufgeladen“, wenn es weitergeht</w:t>
+      </w:r>
+      <w:r>
+        <w:t xml:space="preserve"> </w:t>
+      </w:r>
+      <w:r>
+        <w:t xml:space="preserve">(Einstellung „Ankunft erfassen“). Ladeklar berechnet daraus die Standzeit je Lieferung – mit Zeitstempel, Fahrer und</w:t>
+      </w:r>
+      <w:r>
+        <w:t xml:space="preserve"> </w:t>
+      </w:r>
+      <w:r>
+        <w:t xml:space="preserve">Kennzeichen. Der Monatsbericht zeigt die mittlere Standzeit je Kunde und je Lade- und Entladestelle, die längste zuerst.</w:t>
       </w:r>
     </w:p>
     <w:p>
@@ -623,7 +629,7 @@
         <w:pStyle w:val="Compact"/>
       </w:pPr>
       <w:r>
-        <w:t xml:space="preserve">Standort nur im Moment eines Statuswechsels und nur, wenn der Betrieb das einschaltet</w:t>
+        <w:t xml:space="preserve">Standort nur im Moment eines Statuswechsels und nur, wenn der Betrieb das einschaltet und der Fahrer zustimmt</w:t>
       </w:r>
     </w:p>
     <w:p>
@@ -635,7 +641,7 @@
         <w:pStyle w:val="Compact"/>
       </w:pPr>
       <w:r>
-        <w:t xml:space="preserve">Fahrer sehen nur eigene Aufträge</w:t>
+        <w:t xml:space="preserve">Fahrer sehen nur eigene und freigegebene offene Aufträge</w:t>
       </w:r>
     </w:p>
     <w:p>
@@ -744,19 +750,25 @@
         <w:t xml:space="preserve"> </w:t>
       </w:r>
       <w:r>
-        <w:t xml:space="preserve">Lieferschein-Foto. Das Büro sieht es sofort, das Telefon bleibt ruhig. Keine Ortung die ganze Zeit, nur wenn ihr</w:t>
-      </w:r>
-      <w:r>
-        <w:t xml:space="preserve"> </w:t>
-      </w:r>
-      <w:r>
-        <w:t xml:space="preserve">einen Status drückt (und nur, wenn die Firma das einschaltet). Die App gibt es auf Deutsch, Polnisch, Rumänisch,</w:t>
-      </w:r>
-      <w:r>
-        <w:t xml:space="preserve"> </w:t>
-      </w:r>
-      <w:r>
-        <w:t xml:space="preserve">Türkisch, Russisch, Ukrainisch und Englisch. Während der Fahrt sperrt sie sich.</w:t>
+        <w:t xml:space="preserve">Lieferschein-Foto. Das Büro sieht es sofort, das Telefon bleibt ruhig. Keine Ortung die ganze Zeit, höchstens wenn ihr</w:t>
+      </w:r>
+      <w:r>
+        <w:t xml:space="preserve"> </w:t>
+      </w:r>
+      <w:r>
+        <w:t xml:space="preserve">einen Status drückt (und nur, wenn die Firma das einschaltet und ihr zustimmt). Die App gibt es auf Deutsch, Polnisch,</w:t>
+      </w:r>
+      <w:r>
+        <w:t xml:space="preserve"> </w:t>
+      </w:r>
+      <w:r>
+        <w:t xml:space="preserve">Rumänisch, Tschechisch, Türkisch, Russisch, Ukrainisch und Englisch. Während der Fahrt sperrt sie sich – die</w:t>
+      </w:r>
+      <w:r>
+        <w:t xml:space="preserve"> </w:t>
+      </w:r>
+      <w:r>
+        <w:t xml:space="preserve">Geschwindigkeit wertet sie nur auf dem Handy aus.</w:t>
       </w:r>
     </w:p>
     <w:p>
@@ -840,7 +852,7 @@
         <w:t xml:space="preserve"> </w:t>
       </w:r>
       <w:r>
-        <w:t xml:space="preserve">Läuft auf jedem Handy, ohne Box, unter eurem eigenen Logo, ab 49 € im Monat netto.</w:t>
+        <w:t xml:space="preserve">Läuft auf jedem aktuellen Smartphone, ohne Box, unter eurem eigenen Logo, ab 49 € im Monat netto.</w:t>
       </w:r>
     </w:p>
     <w:p>
@@ -854,7 +866,7 @@
         <w:t xml:space="preserve"> </w:t>
       </w:r>
       <w:r>
-        <w:t xml:space="preserve">Nachricht, ich richte es in 10 Minuten mit euch ein.</w:t>
+        <w:t xml:space="preserve">Nachricht, ich richte es in etwa 10 Minuten mit euch ein.</w:t>
       </w:r>
     </w:p>
     <w:bookmarkEnd w:id="27"/>
@@ -898,7 +910,7 @@
         <w:t xml:space="preserve"> </w:t>
       </w:r>
       <w:r>
-        <w:t xml:space="preserve">Marke, Einrichtung in 10 Minuten.</w:t>
+        <w:t xml:space="preserve">Marke, Einrichtung in etwa 10 Minuten.</w:t>
       </w:r>
     </w:p>
     <w:p>
@@ -1510,7 +1522,13 @@
         <w:t xml:space="preserve"> </w:t>
       </w:r>
       <w:r>
-        <w:t xml:space="preserve">meist 0,50–4,00 € [Q70]), Budget 1.000 € im Monat (laut Finanzmodell), Ziel-Conversion: Testzugang angelegt.</w:t>
+        <w:t xml:space="preserve">meist 0,50–4,00 € [Q70]), Budget 1.000 € im Monat (laut Finanzmodell), Ziel-Conversion: Online-Demo geöffnet oder Testzugang per E-Mail</w:t>
+      </w:r>
+      <w:r>
+        <w:t xml:space="preserve"> </w:t>
+      </w:r>
+      <w:r>
+        <w:t xml:space="preserve">oder Anruf angefragt (einen Testzugang zum Selbstanlegen gibt es nicht; den Zugang legt der Lizenzgeber in der Konsole an).</w:t>
       </w:r>
     </w:p>
     <w:bookmarkEnd w:id="30"/>
@@ -1544,7 +1562,7 @@
         <w:pStyle w:val="Compact"/>
       </w:pPr>
       <w:r>
-        <w:t xml:space="preserve">Titel: Fahrer-App für Speditionen · Tippen statt telefonieren · In 10 Minuten startklar · Ohne Hardware, ab 49 €/Monat · 30 Tage kostenlos testen</w:t>
+        <w:t xml:space="preserve">Titel: Fahrer-App für Speditionen · Tippen statt telefonieren · In ca. 10 Min. startklar · Ohne Hardware, ab 49 €/Monat · 30 Tage kostenlos testen</w:t>
       </w:r>
     </w:p>
     <w:p>
@@ -1664,7 +1682,7 @@
         <w:pStyle w:val="Compact"/>
       </w:pPr>
       <w:r>
-        <w:t xml:space="preserve">Titel: Disposition ohne Dauertelefon · Jede Tour live im Blick · Push bei jedem Schritt · Für 1 bis 50 Lkw · Einrichtung in 10 Minuten</w:t>
+        <w:t xml:space="preserve">Titel: Disposition ohne Dauertelefon · Jede Tour live im Blick · Push bei jedem Schritt · Für 1 bis 50 Lkw · Einrichtung in ca. 10 Min.</w:t>
       </w:r>
     </w:p>
     <w:p>
@@ -1724,7 +1742,7 @@
         <w:pStyle w:val="Compact"/>
       </w:pPr>
       <w:r>
-        <w:t xml:space="preserve">Titel: Fahrer-App in 8 Sprachen · Polnisch, Rumänisch, Tschechisch · Große Knöpfe, wenig Text · Ihr Logo auf der App · Kostenlos 30 Tage testen</w:t>
+        <w:t xml:space="preserve">Titel: Fahrer-App in 8 Sprachen · Polnisch, Rumänisch, Türkisch · Große Knöpfe, wenig Text · Ihr Logo auf der App · Kostenlos 30 Tage testen</w:t>
       </w:r>
     </w:p>
     <w:p>
@@ -1808,7 +1826,7 @@
         <w:pStyle w:val="Compact"/>
       </w:pPr>
       <w:r>
-        <w:t xml:space="preserve">Beschreibung 2: Standort nur beim Statuswechsel. Muster-Betriebsvereinbarung und AVV dabei.</w:t>
+        <w:t xml:space="preserve">Beschreibung 2: Standort nur beim Statuswechsel, mit Zustimmung. Muster-Betriebsvereinbarung dabei.</w:t>
       </w:r>
     </w:p>
     <w:p>
@@ -2163,7 +2181,7 @@
               <w:jc w:val="left"/>
             </w:pPr>
             <w:r>
-              <w:t xml:space="preserve">76</w:t>
+              <w:t xml:space="preserve">80</w:t>
             </w:r>
           </w:p>
         </w:tc>
@@ -2213,19 +2231,19 @@
               <w:jc w:val="left"/>
             </w:pPr>
             <w:r>
-              <w:t xml:space="preserve">Standort nur beim Statuswechsel. Muster-Betriebsvereinbarung und AVV dabei.</w:t>
-            </w:r>
-          </w:p>
-        </w:tc>
-        <w:tc>
-          <w:tcPr/>
-          <w:p>
-            <w:pPr>
-              <w:pStyle w:val="Compact"/>
-              <w:jc w:val="left"/>
-            </w:pPr>
-            <w:r>
-              <w:t xml:space="preserve">75</w:t>
+              <w:t xml:space="preserve">Standort nur beim Statuswechsel, mit Zustimmung. Muster-Betriebsvereinbarung dabei.</w:t>
+            </w:r>
+          </w:p>
+        </w:tc>
+        <w:tc>
+          <w:tcPr/>
+          <w:p>
+            <w:pPr>
+              <w:pStyle w:val="Compact"/>
+              <w:jc w:val="left"/>
+            </w:pPr>
+            <w:r>
+              <w:t xml:space="preserve">83</w:t>
             </w:r>
           </w:p>
         </w:tc>
@@ -2319,7 +2337,7 @@
         <w:t xml:space="preserve"> </w:t>
       </w:r>
       <w:r>
-        <w:t xml:space="preserve">In 10 Minuten startklar, 30 Tage kostenlos.</w:t>
+        <w:t xml:space="preserve">In etwa 10 Minuten startklar, 30 Tage kostenlos.</w:t>
       </w:r>
     </w:p>
     <w:p>
@@ -2383,13 +2401,19 @@
         <w:pStyle w:val="BodyText"/>
       </w:pPr>
       <w:r>
-        <w:t xml:space="preserve">Hier starten Sie den Testzugang (30 Tage, ohne Zahlungsdaten): [Link]</w:t>
-      </w:r>
-      <w:r>
-        <w:t xml:space="preserve"> </w:t>
-      </w:r>
-      <w:r>
-        <w:t xml:space="preserve">Oder wir richten ihn in 10 Minuten gemeinsam ein: [Terminlink]</w:t>
+        <w:t xml:space="preserve">Ihren Testzugang (30 Tage, ohne Zahlungsdaten) lege ich Ihnen gern an – eine kurze Antwort genügt. Die Online-Demo</w:t>
+      </w:r>
+      <w:r>
+        <w:t xml:space="preserve"> </w:t>
+      </w:r>
+      <w:r>
+        <w:t xml:space="preserve">können Sie sofort ausprobieren: [Link zur Online-Demo]</w:t>
+      </w:r>
+      <w:r>
+        <w:t xml:space="preserve"> </w:t>
+      </w:r>
+      <w:r>
+        <w:t xml:space="preserve">Oder wir richten den Zugang in etwa 10 Minuten gemeinsam ein: [Terminlink]</w:t>
       </w:r>
     </w:p>
     <w:p>
@@ -3081,7 +3105,7 @@
               <w:jc w:val="left"/>
             </w:pPr>
             <w:r>
-              <w:t xml:space="preserve">„Das verstehe ich, und bei Ortungssystemen ist der Betriebsrat zu Recht beteiligt. Ladeklar ortet nicht dauerhaft. Ein Standort wird nur beim Drücken eines Status gespeichert – und nur, wenn Sie das überhaupt einschalten. Wir geben Ihnen eine Muster-Betriebsvereinbarung und die Datenschutzhinweise für die Fahrer mit. Soll ich Ihnen beides vorab schicken, damit der Betriebsrat es in Ruhe lesen kann?“</w:t>
+              <w:t xml:space="preserve">„Das verstehe ich, und bei Ortungssystemen ist der Betriebsrat zu Recht beteiligt. Ladeklar ortet nicht dauerhaft. Ein Standort wird nur beim Drücken eines Status gespeichert – und nur, wenn Sie das überhaupt einschalten und der Fahrer zustimmt. Wir geben Ihnen eine Muster-Betriebsvereinbarung und die Datenschutzhinweise für die Fahrer mit. Soll ich Ihnen beides vorab schicken, damit der Betriebsrat es in Ruhe lesen kann?“</w:t>
             </w:r>
           </w:p>
         </w:tc>
@@ -3163,7 +3187,7 @@
               <w:jc w:val="left"/>
             </w:pPr>
             <w:r>
-              <w:t xml:space="preserve">„Verstehe – genau deshalb ist die Einrichtung auf zehn Minuten ausgelegt. Wann ist bei Ihnen in der Disposition die ruhigste halbe Stunde? Dann rufe ich genau da an.“</w:t>
+              <w:t xml:space="preserve">„Verstehe – genau deshalb ist die Einrichtung auf etwa zehn Minuten ausgelegt. Wann ist bei Ihnen in der Disposition die ruhigste halbe Stunde? Dann rufe ich genau da an.“</w:t>
             </w:r>
           </w:p>
         </w:tc>
@@ -3236,7 +3260,7 @@
         <w:t xml:space="preserve"> </w:t>
       </w:r>
       <w:r>
-        <w:t xml:space="preserve">zehn Minuten läuft die erste Tour. Darf ich es Ihnen hier am Handy zeigen? Dauert zwei Minuten.“</w:t>
+        <w:t xml:space="preserve">etwa zehn Minuten läuft die erste Tour. Darf ich es Ihnen hier am Handy zeigen? Dauert zwei Minuten.“</w:t>
       </w:r>
     </w:p>
     <w:p>
@@ -3418,13 +3442,13 @@
         <w:t xml:space="preserve"> </w:t>
       </w:r>
       <w:r>
-        <w:t xml:space="preserve">Einbau und mehrjähriger Laufzeit oft zu aufwendig. Ladeklar läuft ohne Hardware auf jedem Smartphone; ein Betrieb</w:t>
-      </w:r>
-      <w:r>
-        <w:t xml:space="preserve"> </w:t>
-      </w:r>
-      <w:r>
-        <w:t xml:space="preserve">ist nach Angaben des Anbieters in zehn Minuten startklar.</w:t>
+        <w:t xml:space="preserve">Einbau und mehrjähriger Laufzeit oft zu aufwendig. Ladeklar läuft ohne Hardware auf jedem aktuellen Smartphone; ein</w:t>
+      </w:r>
+      <w:r>
+        <w:t xml:space="preserve"> </w:t>
+      </w:r>
+      <w:r>
+        <w:t xml:space="preserve">Betrieb ist nach Angaben des Anbieters in etwa zehn Minuten startklar.</w:t>
       </w:r>
     </w:p>
     <w:p>
@@ -3438,7 +3462,7 @@
         <w:t xml:space="preserve"> </w:t>
       </w:r>
       <w:r>
-        <w:t xml:space="preserve">Englisch, Polnisch, Rumänisch, Türkisch, Russisch und Ukrainisch. Hintergrund: Ende 2023 hatten 30,4 Prozent der</w:t>
+        <w:t xml:space="preserve">Englisch, Polnisch, Rumänisch, Tschechisch, Türkisch, Russisch und Ukrainisch. Hintergrund: Ende 2023 hatten 30,4 Prozent der</w:t>
       </w:r>
       <w:r>
         <w:t xml:space="preserve"> </w:t>
@@ -3456,7 +3480,7 @@
         <w:t xml:space="preserve"> </w:t>
       </w:r>
       <w:r>
-        <w:t xml:space="preserve">überbrückt Funklöcher.</w:t>
+        <w:t xml:space="preserve">überbrückt Funklöcher – auch beim Lieferschein-Foto und bei der Unterschrift.</w:t>
       </w:r>
     </w:p>
     <w:p>
@@ -3476,7 +3500,13 @@
         <w:t xml:space="preserve"> </w:t>
       </w:r>
       <w:r>
-        <w:t xml:space="preserve">Ein Standort wird nur im Moment eines Statuswechsels gespeichert, und nur, wenn der Betrieb das einschaltet.“</w:t>
+        <w:t xml:space="preserve">Ein Standort wird nur im Moment eines Statuswechsels gespeichert, und nur, wenn der Betrieb das einschaltet und der</w:t>
+      </w:r>
+      <w:r>
+        <w:t xml:space="preserve"> </w:t>
+      </w:r>
+      <w:r>
+        <w:t xml:space="preserve">Fahrer zustimmt.“</w:t>
       </w:r>
       <w:r>
         <w:t xml:space="preserve"> </w:t>
@@ -3490,7 +3520,13 @@
         <w:pStyle w:val="BodyText"/>
       </w:pPr>
       <w:r>
-        <w:t xml:space="preserve">Über die Funktion „Angekommen“ erfasst Ladeklar zudem Wartezeiten an der Rampe. Laut einer Befragung des früheren</w:t>
+        <w:t xml:space="preserve">Über die Funktion „Angekommen“ (im Betrieb einschaltbar) erfasst Ladeklar zudem Wartezeiten an der Rampe und wertet</w:t>
+      </w:r>
+      <w:r>
+        <w:t xml:space="preserve"> </w:t>
+      </w:r>
+      <w:r>
+        <w:t xml:space="preserve">sie je Kunde und je Lade- und Entladestelle aus. Laut einer Befragung des früheren</w:t>
       </w:r>
       <w:r>
         <w:t xml:space="preserve"> </w:t>
